--- a/spa/docx/19.content.docx
+++ b/spa/docx/19.content.docx
@@ -11,6 +11,15 @@
         <w:pStyle w:val="Heading2"/>
       </w:pPr>
       <w:r>
+        <w:t>Resource: Notas de Estudio (Tyndale)</w:t>
+      </w:r>
+      <w:r/>
+    </w:p>
+    <w:p>
+      <w:pPr>
+        <w:pStyle w:val="Heading2"/>
+      </w:pPr>
+      <w:r>
         <w:t>License Information</w:t>
       </w:r>
       <w:r/>
@@ -21,7 +30,7 @@
         <w:rPr>
           <w:b/>
         </w:rPr>
-        <w:t>Study Notes (Tyndale)</w:t>
+        <w:t>Notas de Estudio (Tyndale)</w:t>
       </w:r>
       <w:r>
         <w:t xml:space="preserve"> (Spanish) is based on</w:t>
@@ -74,7 +83,7 @@
         <w:pStyle w:val="Heading1"/>
       </w:pPr>
       <w:r>
-        <w:t>Study Notes (Tyndale)</w:t>
+        <w:t>Notas de Estudio (Tyndale)</w:t>
       </w:r>
     </w:p>
     <w:p>
@@ -83,6 +92,51 @@
           <w:headerReference w:type="even" r:id="rId8"/>
           <w:headerReference w:type="default" r:id="rId9"/>
           <w:footerReference w:type="default" r:id="rId10"/>
+          <w:footnotePr>
+            <w:numRestart w:val="eachSect"/>
+          </w:footnotePr>
+          <w:type w:val="continuous"/>
+          <w:pgSz w:w="12240" w:h="15840" w:code="1"/>
+          <w:pgMar w:top="1440" w:right="1440" w:bottom="1440" w:left="1440" w:header="504" w:footer="504" w:gutter="0"/>
+          <w:cols w:space="708"/>
+          <w:titlePg/>
+          <w:docGrid w:linePitch="360"/>
+        </w:sectPr>
+      </w:pPr>
+    </w:p>
+    <w:p>
+      <w:r/>
+    </w:p>
+    <w:p>
+      <w:pPr>
+        <w:pStyle w:val="Heading2"/>
+      </w:pPr>
+      <w:r>
+        <w:t>PSA</w:t>
+      </w:r>
+      <w:r/>
+    </w:p>
+    <w:p>
+      <w:r/>
+      <w:r>
+        <w:rPr>
+          <w:i/>
+        </w:rPr>
+        <w:t>Salmos 1:1, Salmos 1:1–2, Salmos 1:1–6, Salmos 1:1–2.12, Salmos 1:1–8.9, Salmos 1:2, Salmos 1:3, Salmos 1:3–5, Salmos 1:4, Salmos 1:5, Salmos 1:6, Salmos 2:1, Salmos 2:1–3, Salmos 2:1–12, Salmos 2:2, Salmos 2:3, Salmos 2:4, Salmos 2:4–6, Salmos 2:6, Salmos 2:7, Salmos 2:7–9, Salmos 2:8, Salmos 2:9, Salmos 2:10, Salmos 2:11–12, Salmos 3:1, Salmos 3:1–2, Salmos 3:1–8, Salmos 3:1–7.17, Salmos 3:3, Salmos 3:3–4, Salmos 3:5, Salmos 3:6, Salmos 3:7–8, Salmos 4:1, Salmos 4:1–8, Salmos 4:2, Salmos 4:4, Salmos 4:5, Salmos 4:6, Salmos 4:8, Salmos 5:1–2, Salmos 5:1–12, Salmos 5:3, Salmos 5:5, Salmos 5:7, Salmos 5:8, Salmos 5:9–10, Salmos 5:10, Salmos 5:11, Salmos 5:12, Salmos 6:1, Salmos 6:1–3, Salmos 6:1–10, Salmos 6:2–3, Salmos 6:4–5, Salmos 6:5, Salmos 6:6–7, Salmos 6:8–10, Salmos 7:1, Salmos 7:1–17, Salmos 7:título, Salmos 7:2, Salmos 7:3, Salmos 7:3–5, Salmos 7:5, Salmos 7:6, Salmos 7:6–9, Salmos 7:8, Salmos 7:9, Salmos 7:10–13, Salmos 7:11, Salmos 7:12–13, Salmos 7:14, Salmos 7:17, Salmos 8:1, Salmos 8:1–9, Salmos 8:2, Salmos 8:3, Salmos 8:3–5, Salmos 8:4, Salmos 8:5, Salmos 8:6, Salmos 8:7–8, Salmos 9:1, Salmos 9:título, Salmos 9:1–10.18, Salmos 9:2, Salmos 9:3, Salmos 9:3–6, Salmos 9:4, Salmos 9:5, Salmos 9:7–10, Salmos 9:9, Salmos 9:10, Salmos 9:11, Salmos 9:11–12, Salmos 9:12, Salmos 9:13–14, Salmos 9:18, Salmos 9:19–20, Salmos 10:1, Salmos 10:1–18, Salmos 10:2, Salmos 10:2–11, Salmos 10:3, Salmos 10:4, Salmos 10:6–7, Salmos 10:8, Salmos 10:12–15, Salmos 10:14, Salmos 10:15, Salmos 10:16, Salmos 10:17–18, Salmos 10:18, Salmos 11:1, Salmos 11:1–7, Salmos 11:2, Salmos 11:2–3, Salmos 11:3, Salmos 11:4, Salmos 11:5, Salmos 11:6, Salmos 11:7, Salmos 12:1–4, Salmos 12:1–8, Salmos 12:4, Salmos 12:6, Salmos 12:7–8, Salmos 13:1–2, Salmos 13:1–6, Salmos 13:2, Salmos 13:3, Salmos 13:3–4, Salmos 13:5–6, Salmos 14:1, Salmos 14:1–3, Salmos 14:1–7, Salmos 14:2–3, Salmos 14:4, Salmos 14:5, Salmos 14:7, Salmos 15:1, Salmos 15:1–5, Salmos 15:1–19:14, Salmos 15:2, Salmos 15:5, Salmos 16:1, Salmos 16:1–11, Salmos 16:2, Salmos 16:4, Salmos 16:5, Salmos 16:6, Salmos 16:7–8, Salmos 16:9–11, Salmos 16:10, Salmos 16:11, Salmos 17:1, Salmos 17:1–15, Salmos 17:3, Salmos 17:3–5, Salmos 17:6–9, Salmos 17:8, Salmos 17:13–14, Salmos 17:15, Salmos 18:1, Salmos 18:1–50, Salmos 18:2, Salmos 18:3, Salmos 18:6, Salmos 18:7, Salmos 18:7–15, Salmos 18:8, Salmos 18:9–11, Salmos 18:10, Salmos 18:19, Salmos 18:20–24, Salmos 18:21, Salmos 18:25–29, Salmos 18:26, Salmos 18:27, Salmos 18:28, Salmos 18:29, Salmos 18:30, Salmos 18:30–36, Salmos 18:32–34, Salmos 18:36, Salmos 18:37–42, Salmos 18:40, Salmos 18:43–45, Salmos 18:46–50, Salmos 18:47, Salmos 18:49, Salmos 18:50, Salmos 19:1, Salmos 19:1–4, Salmos 19:1–14, Salmos 19:3–4, Salmos 19:7–11, Salmos 19:12–14, Salmos 19:13, Salmos 19:14, Salmos 20:1, Salmos 20:1–5, Salmos 20:1–9, Salmos 20:1–24.10, Salmos 20:3, Salmos 20:4–5, Salmos 20:5, Salmos 20:6, Salmos 20:6–8, Salmos 20:7, Salmos 21:1–13, Salmos 21:2, Salmos 21:3, Salmos 21:3–6, Salmos 21:4, Salmos 21:6, Salmos 21:7, Salmos 21:8–12, Salmos 21:9, Salmos 21:10, Salmos 21:13, Salmos 22:1–2, Salmos 22:1–21, Salmos 22:1–31, Salmos 22:3, Salmos 22:6–8, Salmos 22:7, Salmos 22:9, Salmos 22:9–11, Salmos 22:12, Salmos 22:12–18, Salmos 22:14, Salmos 22:15, Salmos 22:16, Salmos 22:17–18, Salmos 22:19–21, Salmos 22:20, Salmos 22:22, Salmos 22:22–24, Salmos 22:23, Salmos 22:24, Salmos 22:25, Salmos 22:25–31, Salmos 22:26, Salmos 22:27, Salmos 22:28, Salmos 22:29, Salmos 22:30, Salmos 22:31, Salmos 23:1, Salmos 23:1–3, Salmos 23:1–6, Salmos 23:1–28.9, Salmos 23:2, Salmos 23:3, Salmos 23:4, Salmos 23:5, Salmos 23:6, Salmos 24:1, Salmos 24:1–2, Salmos 24:1–10, Salmos 24:2, Salmos 24:3, Salmos 24:3–6, Salmos 24:4, Salmos 24:10, Salmos 25:1, Salmos 25:1–3, Salmos 25:1–22, Salmos 25:2, Salmos 25:4–6, Salmos 25:4–7, Salmos 25:5, Salmos 25:6, Salmos 25:8–10, Salmos 25:11, Salmos 25:12–15, Salmos 25:13, Salmos 25:15, Salmos 25:15–22, Salmos 25:17–18, Salmos 25:19–20, Salmos 25:21, Salmos 26:1–3, Salmos 26:1–12, Salmos 26:3, Salmos 26:4–5, Salmos 26:6, Salmos 26:6–8, Salmos 26:8, Salmos 26:9, Salmos 26:12, Salmos 27:1, Salmos 27:1–3, Salmos 27:1–14, Salmos 27:2, Salmos 27:3, Salmos 27:4–6, Salmos 27:5, Salmos 27:6, Salmos 27:7–8, Salmos 27:7–12, Salmos 27:13–14, Salmos 28:1, Salmos 28:1–2, Salmos 28:1–9, Salmos 28:2, Salmos 28:3–5, Salmos 28:5, Salmos 28:6–8, Salmos 28:7, Salmos 28:9, Salmos 29:1–2, Salmos 29:1–11, Salmos 29:3–9, Salmos 29:5, Salmos 29:6, Salmos 29:8, Salmos 29:10, Salmos 29:11, Salmos 30:1, Salmos 30:1–3, Salmos 30:1–12, Salmos 30:título, Salmos 30:4, Salmos 30:6–7, Salmos 30:8–12, Salmos 31:1–5, Salmos 31:1–24, Salmos 31:2, Salmos 31:5, Salmos 31:6–8, Salmos 31:8, Salmos 31:9–13, Salmos 31:10, Salmos 31:14–18, Salmos 31:15, Salmos 31:17, Salmos 31:19–20, Salmos 31:19–24, Salmos 31:21–22, Salmos 31:23–24, Salmos 32:1–2, Salmos 32:1–11, Salmos 32:3–5, Salmos 32:4, Salmos 32:5, Salmos 32:6, Salmos 32:7, Salmos 32:8, Salmos 32:9, Salmos 32:10, Salmos 33:1–3, Salmos 33:1–22, Salmos 33:4–7, Salmos 33:7, Salmos 33:8, Salmos 33:8–11, Salmos 33:10, Salmos 33:11, Salmos 33:12, Salmos 33:13–19, Salmos 33:16–17, Salmos 33:18, Salmos 33:20–22, Salmos 33:22, Salmos 34:1, Salmos 34:1–3, Salmos 34:1–22, Salmos 34:5–6, Salmos 34:7, Salmos 34:8–14, Salmos 34:9–10, Salmos 34:11, Salmos 34:11–13, Salmos 34:12–16, Salmos 34:13, Salmos 34:14, Salmos 34:15–16, Salmos 34:18, Salmos 34:19–22, Salmos 34:20, Salmos 35:1–28, Salmos 35:4–10, Salmos 35:6, Salmos 35:10, Salmos 35:11, Salmos 35:11–18, Salmos 35:16, Salmos 35:19, Salmos 35:19–25, Salmos 35:21, Salmos 35:26–28, Salmos 36:1, Salmos 36:1–4, Salmos 36:1–12, Salmos 36:5–6, Salmos 36:5–9, Salmos 36:6–9, Salmos 36:7–8, Salmos 36:9, Salmos 36:10–11, Salmos 36:12, Salmos 37:1, Salmos 37:1–9, Salmos 37:1–40, Salmos 37:2, Salmos 37:3, Salmos 37:3–4, Salmos 37:4, Salmos 37:6, Salmos 37:7, Salmos 37:8, Salmos 37:9–11, Salmos 37:11, Salmos 37:12–13, Salmos 37:12–17, Salmos 37:14–15, Salmos 37:16, Salmos 37:18–20, Salmos 37:20, Salmos 37:21, Salmos 37:23–24, Salmos 37:25–26, Salmos 37:27–33, Salmos 37:30, Salmos 37:31, Salmos 37:35–36, Salmos 37:39–40, Salmos 38:1, Salmos 38:1–4, Salmos 38:1–17, Salmos 38:1–22, Salmos 38:3, Salmos 38:4, Salmos 38:5–8, Salmos 38:9–12, Salmos 38:13, Salmos 38:15, Salmos 38:17–20, Salmos 38:19, Salmos 38:22, Salmos 39:1, Salmos 39:1–3, Salmos 39:1–13, Salmos 39:4–5, Salmos 39:4–6, Salmos 39:8, Salmos 39:9–11, Salmos 39:11, Salmos 39:12, Salmos 39:13, Salmos 40:1–5, Salmos 40:1–17, Salmos 40:6, Salmos 40:7, Salmos 40:11, Salmos 40:12–17, Salmos 41:1, Salmos 41:1–13, Salmos 41:3, Salmos 41:4, Salmos 41:5, Salmos 41:5–9, Salmos 41:9, Salmos 41:11–12, Salmos 41:13, Salmos 42:1, Salmos 42:1–4, Salmos 42:1–43.5, Salmos 42:3, Salmos 42:4, Salmos 42:5, Salmos 42:5–6, Salmos 42:6, Salmos 42:7, Salmos 42:8, Salmos 42:9–10, Salmos 43:1–4, Salmos 43:2, Salmos 43:3, Salmos 43:5, Salmos 44:1, Salmos 44:1–26, Salmos 44:2, Salmos 44:3, Salmos 44:4–8, Salmos 44:9–16, Salmos 44:11, Salmos 44:22, Salmos 44:23, Salmos 44:23–26, Salmos 45:1, Salmos 45:1–17, Salmos 45:2, Salmos 45:3, Salmos 45:3–5, Salmos 45:4, Salmos 45:6, Salmos 45:6–9, Salmos 45:8, Salmos 45:9, Salmos 45:10–12, Salmos 45:12, Salmos 46:1, Salmos 46:1–3, Salmos 46:1–11, Salmos 46:4, Salmos 46:4–6, Salmos 46:5, Salmos 46:6, Salmos 46:7, Salmos 46:8, Salmos 46:8–9, Salmos 46:10, Salmos 47:1, Salmos 47:1–2, Salmos 47:1–9, Salmos 47:3–4, Salmos 47:4, Salmos 47:5, Salmos 47:5–6, Salmos 47:7, Salmos 48:1–14, Salmos 48:3, Salmos 48:7, Salmos 48:9–11, Salmos 48:12–13, Salmos 48:14, Salmos 49:1–2, Salmos 49:1–4, Salmos 49:1–20, Salmos 49:4, Salmos 49:5–8, Salmos 49:11–12, Salmos 49:13–15, Salmos 49:16–20, Salmos 50:1–3, Salmos 50:1–23, Salmos 50:4–6, Salmos 50:7–13, Salmos 50:9, Salmos 50:10, Salmos 50:14, Salmos 50:15, Salmos 50:16–21, Salmos 50:17, Salmos 50:21, Salmos 50:22, Salmos 50:22–23, Salmos 51:1, Salmos 51:1–2, Salmos 51:1–19, Salmos 51:título, Salmos 51:1–65.13, Salmos 51:2, Salmos 51:3–6, Salmos 51:4, Salmos 51:5, Salmos 51:7, Salmos 51:8, Salmos 51:10, Salmos 51:10–12, Salmos 51:11, Salmos 51:13, Salmos 51:14, Salmos 51:18–19, Salmos 51:19, Salmos 52:1, Salmos 52:1–4, Salmos 52:1–9, Salmos 52:3, Salmos 52:5, Salmos 52:5–7, Salmos 52:6, Salmos 52:8–9, Salmos 53:1–3, Salmos 53:1–6, Salmos 53:5, Salmos 54:1, Salmos 54:1–7, Salmos 54:3, Salmos 54:6, Salmos 54:6–7, Salmos 55:1–3, Salmos 55:1–23, Salmos 55:4–8, Salmos 55:12–20, Salmos 55:19–21, Salmos 55:22–23, Salmos 55:23, Salmos 56:1, Salmos 56:1–13, Salmos 56:4, Salmos 56:5–7, Salmos 56:8, Salmos 56:11, Salmos 56:13, Salmos 57:1, Salmos 57:1–11, Salmos 57:título, Salmos 57:2, Salmos 57:3–4, Salmos 57:5, Salmos 57:7–8, Salmos 57:7–11, Salmos 57:10–11, Salmos 58:1, Salmos 58:1–5, Salmos 58:1–11, Salmos 58:3, Salmos 58:4, Salmos 58:6, Salmos 58:8, Salmos 58:9–10, Salmos 58:11, Salmos 59:1, Salmos 59:1–2, Salmos 59:1–17, Salmos 59:4–5, Salmos 59:6–8, Salmos 59:11–13, Salmos 59:14–16, Salmos 60:1, Salmos 60:1–4, Salmos 60:1–12, Salmos 60:3, Salmos 60:4, Salmos 60:5, Salmos 60:5–12, Salmos 60:6, Salmos 60:6–8, Salmos 60:9, Salmos 61:1–8, Salmos 61:1–63:11, Salmos 61:2, Salmos 61:4, Salmos 61:5, Salmos 62:1, Salmos 62:1–12, Salmos 62:3–4, Salmos 62:4, Salmos 62:5–8, Salmos 62:9, Salmos 62:9–12, Salmos 62:10, Salmos 62:11–12, Salmos 63:1, Salmos 63:1–11, Salmos 63:2, Salmos 63:3, Salmos 63:6, Salmos 63:6–8, Salmos 63:9, Salmos 63:10, Salmos 64:1–6, Salmos 64:1–10, Salmos 64:3, Salmos 64:6, Salmos 64:7–10, Salmos 65:1, Salmos 65:1–3, Salmos 65:1–13, Salmos 65:2, Salmos 65:3, Salmos 65:4, Salmos 65:6–7, Salmos 65:8, Salmos 65:9, Salmos 65:9–13, Salmos 65:13, Salmos 66:1–4, Salmos 66:1–20, Salmos 66:2, Salmos 66:3, Salmos 66:5–7, Salmos 66:7, Salmos 66:8–10, Salmos 66:9, Salmos 66:10, Salmos 66:11, Salmos 66:12, Salmos 66:15, Salmos 66:16–20, Salmos 66:18, Salmos 67:1–2, Salmos 67:1–7, Salmos 67:3, Salmos 67:4, Salmos 67:6–7, Salmos 68:1–3, Salmos 68:1–35, Salmos 68:2, Salmos 68:3, Salmos 68:4, Salmos 68:4–6, Salmos 68:5, Salmos 68:6, Salmos 68:8–10, Salmos 68:11, Salmos 68:13, Salmos 68:14, Salmos 68:15, Salmos 68:16, Salmos 68:17, Salmos 68:18, Salmos 68:19, Salmos 68:19–20, Salmos 68:21, Salmos 68:22, Salmos 68:24–27, Salmos 68:28–31, Salmos 68:29, Salmos 68:30, Salmos 68:32, Salmos 68:32–35, Salmos 68:34, Salmos 69:1, Salmos 69:1–2, Salmos 69:1–36, Salmos 69:1–72:20, Salmos 69:4, Salmos 69:5–6, Salmos 69:7–12, Salmos 69:9, Salmos 69:10–12, Salmos 69:13–18, Salmos 69:19–21, Salmos 69:21, Salmos 69:22–23, Salmos 69:25, Salmos 69:28, Salmos 69:29–33, Salmos 69:31, Salmos 69:32–33, Salmos 69:34–36, Salmos 69:36, Salmos 70:1, Salmos 70:1–5, Salmos 71:1–4, Salmos 71:1–24, Salmos 71:5–6, Salmos 71:9, Salmos 71:9–18, Salmos 71:10, Salmos 71:14, Salmos 71:19–21, Salmos 71:20, Salmos 71:21, Salmos 71:22–24, Salmos 72:1, Salmos 72:1–7, Salmos 72:1–20, Salmos 72:3, Salmos 72:4, Salmos 72:5, Salmos 72:6–7, Salmos 72:8–9, Salmos 72:8–11, Salmos 72:10, Salmos 72:11, Salmos 72:12, Salmos 72:12–14, Salmos 72:13, Salmos 72:15, Salmos 72:15–17, Salmos 72:16, Salmos 72:18–19, Salmos 72:20, Salmos 73:1, Salmos 73:1–28, Salmos 73:título, Salmos 73:1–75:10, Salmos 73:2–3, Salmos 73:4–12, Salmos 73:6, Salmos 73:9, Salmos 73:13–14, Salmos 73:13–17, Salmos 73:15–16, Salmos 73:17–20, Salmos 73:21–22, Salmos 73:24, Salmos 73:25–26, Salmos 74:1, Salmos 74:1–2, Salmos 74:1–23, Salmos 74:2, Salmos 74:3–8, Salmos 74:12, Salmos 74:14, Salmos 74:15, Salmos 74:19–23, Salmos 75:1–10, Salmos 75:2–8, Salmos 75:4–5, Salmos 75:6, Salmos 75:7–8, Salmos 76:1, Salmos 76:1–3, Salmos 76:1–12, Salmos 76:3, Salmos 76:4, Salmos 76:4–6, Salmos 76:7, Salmos 76:7–9, Salmos 77:1–3, Salmos 77:1–20, Salmos 77:3, Salmos 77:4–6, Salmos 77:7, Salmos 77:7–9, Salmos 77:10, Salmos 77:10–12, Salmos 77:13–15, Salmos 77:16, Salmos 78:1–8, Salmos 78:1–72, Salmos 78:2, Salmos 78:3–4, Salmos 78:5–6, Salmos 78:7–8, Salmos 78:9–11, Salmos 78:12, Salmos 78:12–16, Salmos 78:13, Salmos 78:14, Salmos 78:17–31, Salmos 78:23–25, Salmos 78:26–31, Salmos 78:32–39, Salmos 78:33, Salmos 78:34, Salmos 78:34–39, Salmos 78:35–39, Salmos 78:40–55, Salmos 78:56–64, Salmos 78:60, Salmos 78:67, Salmos 78:68–69, Salmos 78:70–72, Salmos 79:1, Salmos 79:1–4, Salmos 79:1–13, Salmos 79:5–8, Salmos 79:6, Salmos 79:8, Salmos 79:9–11, Salmos 79:12, Salmos 80:1, Salmos 80:1–2, Salmos 80:1–3, Salmos 80:1–19, Salmos 80:3, Salmos 80:4–7, Salmos 80:8–9, Salmos 80:8–11, Salmos 80:10–11, Salmos 80:12, Salmos 80:13, Salmos 80:15, Salmos 80:16–19, Salmos 80:17, Salmos 81:1–3, Salmos 81:1–16, Salmos 81:2, Salmos 81:3, Salmos 81:4–5, Salmos 81:5, Salmos 81:6–7, Salmos 81:8–10, Salmos 81:10, Salmos 81:11–16, Salmos 81:13–14, Salmos 82:1, Salmos 82:1–8, Salmos 82:2, Salmos 82:5, Salmos 82:6–7, Salmos 82:8, Salmos 83:1–4, Salmos 83:1–18, Salmos 83:5–8, Salmos 83:6–7, Salmos 83:7, Salmos 83:8, Salmos 83:9–11, Salmos 83:9–18, Salmos 83:12, Salmos 83:13, Salmos 83:14–15, Salmos 84:1–4, Salmos 84:1–12, Salmos 84:3, Salmos 84:4, Salmos 84:5, Salmos 84:5–7, Salmos 84:6, Salmos 84:9, Salmos 84:10, Salmos 84:11, Salmos 85:1, Salmos 85:1–5, Salmos 85:1–13, Salmos 85:2, Salmos 85:6–7, Salmos 85:8–9, Salmos 85:10–13, Salmos 85:13, Salmos 86:1, Salmos 86:1–4, Salmos 86:1–17, Salmos 86:5, Salmos 86:5–7, Salmos 86:8–10, Salmos 86:11, Salmos 86:12–13, Salmos 86:14–17, Salmos 86:15, Salmos 87:1, Salmos 87:1–7, Salmos 87:4, Salmos 87:5–6, Salmos 88:1, Salmos 88:1–5, Salmos 88:1–18, Salmos 88:6–7, Salmos 88:8–12, Salmos 88:13–17, Salmos 88:18, Salmos 89:1, Salmos 89:1–52, Salmos 89:título, Salmos 89:3, Salmos 89:3–4, Salmos 89:5, Salmos 89:5–8, Salmos 89:6, Salmos 89:9–10, Salmos 89:9–13, Salmos 89:12, Salmos 89:14–18, Salmos 89:15–16, Salmos 89:17–18, Salmos 89:19–37, Salmos 89:20, Salmos 89:26–29, Salmos 89:27, Salmos 89:29, Salmos 89:30–37, Salmos 89:35, Salmos 89:38, Salmos 89:40, Salmos 89:42, Salmos 89:46–47, Salmos 89:50, Salmos 89:52, Salmos 90:1, Salmos 90:1–2, Salmos 90:1–17, Salmos 90:2, Salmos 90:3–6, Salmos 90:7–10, Salmos 90:9–10, Salmos 90:11–12, Salmos 90:13, Salmos 90:13–17, Salmos 90:15, Salmos 90:16, Salmos 90:17, Salmos 91:1, Salmos 91:1–2, Salmos 91:1–16, Salmos 91:3, Salmos 91:3–4, Salmos 91:4, Salmos 91:5–8, Salmos 91:6, Salmos 91:9–13, Salmos 91:11, Salmos 91:14, Salmos 91:14–16, Salmos 91:15, Salmos 91:16, Salmos 92:1, Salmos 92:1–3, Salmos 92:1–15, Salmos 92:4–5, Salmos 92:4–7, Salmos 92:5–6, Salmos 92:7, Salmos 92:8, Salmos 92:8–10, Salmos 92:10, Salmos 92:11–15, Salmos 92:12, Salmos 92:13, Salmos 92:15, Salmos 93:1, Salmos 93:1–5, Salmos 93:1–100:5, Salmos 93:3–4, Salmos 93:5, Salmos 94:1–7, Salmos 94:1–23, Salmos 94:2, Salmos 94:6, Salmos 94:7, Salmos 94:8–11, Salmos 94:9, Salmos 94:10, Salmos 94:11, Salmos 94:12–15, Salmos 94:13, Salmos 94:14, Salmos 94:16, Salmos 94:16–23, Salmos 94:18–19, Salmos 95:1–11, Salmos 95:3, Salmos 95:3–5, Salmos 95:4–5, Salmos 95:6–7, Salmos 95:8, Salmos 95:8–11, Salmos 95:9, Salmos 95:11, Salmos 96:1, Salmos 96:1–13, Salmos 96:4, Salmos 96:4–6, Salmos 96:5, Salmos 96:6, Salmos 96:7, Salmos 96:8, Salmos 96:9, Salmos 96:10, Salmos 96:11–13, Salmos 96:12, Salmos 97:1, Salmos 97:1–12, Salmos 97:2–4, Salmos 97:5–7, Salmos 97:6, Salmos 97:7, Salmos 97:8–12, Salmos 97:11, Salmos 98:1–9, Salmos 98:2–3, Salmos 98:4–6, Salmos 98:6, Salmos 98:7–9, Salmos 99:1, Salmos 99:1–5, Salmos 99:1–9, Salmos 99:4, Salmos 99:6, Salmos 99:6–8, Salmos 99:7, Salmos 100:1–5, Salmos 100:3, Salmos 100:4, Salmos 101:1–8, Salmos 101:2, Salmos 101:4–5, Salmos 101:6, Salmos 101:7–8, Salmos 102:1–2, Salmos 102:1–28, Salmos 102:3, Salmos 102:4, Salmos 102:5, Salmos 102:6, Salmos 102:7–8, Salmos 102:10, Salmos 102:11, Salmos 102:12, Salmos 102:12–17, Salmos 102:13, Salmos 102:15–16, Salmos 102:17, Salmos 102:18, Salmos 102:18–22, Salmos 102:19, Salmos 102:22, Salmos 102:23–28, Salmos 102:24, Salmos 102:25–27, Salmos 102:28, Salmos 103:1–2, Salmos 103:1–6, Salmos 103:1–22, Salmos 103:7–8, Salmos 103:9, Salmos 103:11–12, Salmos 103:13, Salmos 103:14–16, Salmos 103:17–19, Salmos 103:18, Salmos 103:20–21, Salmos 103:22, Salmos 104:1, Salmos 104:1–35, Salmos 104:2–4, Salmos 104:3, Salmos 104:4, Salmos 104:6, Salmos 104:7, Salmos 104:8, Salmos 104:9, Salmos 104:9–10, Salmos 104:11–18, Salmos 104:14, Salmos 104:15, Salmos 104:17–18, Salmos 104:19, Salmos 104:19–23, Salmos 104:20–23, Salmos 104:24–26, Salmos 104:25, Salmos 104:26, Salmos 104:27–30, Salmos 104:29–30, Salmos 104:31, Salmos 104:31–35, Salmos 104:32, Salmos 104:35, Salmos 105:1–5, Salmos 105:1–45, Salmos 105:6–11, Salmos 105:8, Salmos 105:11, Salmos 105:12–15, Salmos 105:15, Salmos 105:16–22, Salmos 105:19, Salmos 105:23, Salmos 105:23–25, Salmos 105:26–36, Salmos 105:37, Salmos 105:37–45, Salmos 105:39, Salmos 105:42–45, Salmos 105:44, Salmos 105:45, Salmos 106:1, Salmos 106:1–48, Salmos 106:2–3, Salmos 106:4–5, Salmos 106:6, Salmos 106:6–13, Salmos 106:9, Salmos 106:13, Salmos 106:15, Salmos 106:16–18, Salmos 106:19–23, Salmos 106:22, Salmos 106:24–25, Salmos 106:26–27, Salmos 106:28, Salmos 106:28–39, Salmos 106:30–33, Salmos 106:34, Salmos 106:37, Salmos 106:39, Salmos 106:40, Salmos 106:40–46, Salmos 106:43–44, Salmos 106:45, Salmos 106:46, Salmos 106:47, Salmos 106:48, Salmos 107:1–43, Salmos 107:2, Salmos 107:3, Salmos 107:4–9, Salmos 107:6, Salmos 107:7–8, Salmos 107:10–16, Salmos 107:11, Salmos 107:12, Salmos 107:17–22, Salmos 107:20, Salmos 107:23–32, Salmos 107:25–29, Salmos 107:32, Salmos 107:33–35, Salmos 107:33–42, Salmos 107:38, Salmos 107:39, Salmos 107:40, Salmos 107:41, Salmos 107:42–43, Salmos 108:1–13, Salmos 109:1, Salmos 109:1–31, Salmos 109:4–5, Salmos 109:6–19, Salmos 109:8, Salmos 109:8–11, Salmos 109:13, Salmos 109:14, Salmos 109:16, Salmos 109:18, Salmos 109:20, Salmos 109:21, Salmos 109:21–25, Salmos 109:23, Salmos 109:26–31, Salmos 109:28, Salmos 109:29, Salmos 110:1, Salmos 110:1–7, Salmos 110:2–3, Salmos 110:4, Salmos 110:5–6, Salmos 110:5–7, Salmos 110:7, Salmos 111:1–5, Salmos 111:1–10, Salmos 111:1–117:2, Salmos 111:5, Salmos 111:6–8, Salmos 111:9, Salmos 111:10, Salmos 112:1–5, Salmos 112:1–10, Salmos 112:2–3, Salmos 112:4–5, Salmos 112:6, Salmos 112:8, Salmos 112:9, Salmos 112:10, Salmos 113:1–3, Salmos 113:1–9, Salmos 113:1–118:29, Salmos 113:4, Salmos 113:5–9, Salmos 113:6, Salmos 113:7–8, Salmos 113:9, Salmos 114:1–2, Salmos 114:1–8, Salmos 114:3–4, Salmos 114:8, Salmos 115:1–3, Salmos 115:1–18, Salmos 115:2–3, Salmos 115:4–11, Salmos 115:8, Salmos 115:9–11, Salmos 115:12–13, Salmos 115:14–15, Salmos 115:16–18, Salmos 116:1, Salmos 116:1–4, Salmos 116:1–19, Salmos 116:2, Salmos 116:3, Salmos 116:4, Salmos 116:5–7, Salmos 116:6, Salmos 116:8–11, Salmos 116:9, Salmos 116:10, Salmos 116:12–14, Salmos 116:15–19, Salmos 117:1, Salmos 117:1–2, Salmos 118:1–29, Salmos 118:2–4, Salmos 118:5–9, Salmos 118:6–7, Salmos 118:8–9, Salmos 118:10–12, Salmos 118:14–18, Salmos 118:17–21, Salmos 118:22, Salmos 118:22–24, Salmos 118:24, Salmos 118:25–29, Salmos 118:26, Salmos 119:1–4, Salmos 119:1–8, Salmos 119:1–176, Salmos 119:4, Salmos 119:9, Salmos 119:9–16, Salmos 119:10, Salmos 119:14, Salmos 119:15, Salmos 119:17–18, Salmos 119:17–24, Salmos 119:20–21, Salmos 119:23–24, Salmos 119:25–32, Salmos 119:29, Salmos 119:33–40, Salmos 119:36, Salmos 119:41–43, Salmos 119:41–48, Salmos 119:44–46, Salmos 119:47–48, Salmos 119:49–56, Salmos 119:52, Salmos 119:57–64, Salmos 119:61, Salmos 119:64, Salmos 119:65–68, Salmos 119:65–72, Salmos 119:73–76, Salmos 119:73–80, Salmos 119:81–88, Salmos 119:85–88, Salmos 119:89–96, Salmos 119:95, Salmos 119:96, Salmos 119:97–102, Salmos 119:97–104, Salmos 119:103–104, Salmos 119:105–106, Salmos 119:105–112, Salmos 119:108–112, Salmos 119:113, Salmos 119:113–120, Salmos 119:121–128, Salmos 119:125, Salmos 119:129–136, Salmos 119:137–144, Salmos 119:139, Salmos 119:141, Salmos 119:145–148, Salmos 119:145–152, Salmos 119:150–151, Salmos 119:153–160, Salmos 119:161–164, Salmos 119:161–168, Salmos 119:169–176, Salmos 119:176, Salmos 120:1–2, Salmos 120:1–7, Salmos 120:1–134:3, Salmos 120:3–4, Salmos 120:5, Salmos 120:5–7, Salmos 120:6–7, Salmos 121:1, Salmos 121:1–8, Salmos 121:4, Salmos 121:4–6, Salmos 122:1, Salmos 122:1–9, Salmos 122:2, Salmos 122:3, Salmos 122:3–5, Salmos 122:4, Salmos 122:5, Salmos 122:6–9, Salmos 123:1–4, Salmos 124:1–2, Salmos 124:1–8, Salmos 124:4–5, Salmos 124:6–8, Salmos 125:1–5, Salmos 125:2, Salmos 125:3, Salmos 125:4–5, Salmos 126:1–3, Salmos 126:1–6, Salmos 126:4–6, Salmos 127:1–2, Salmos 127:1–5, Salmos 127:3–5, Salmos 127:4–5, Salmos 128:1–2, Salmos 128:1–6, Salmos 128:3, Salmos 128:4–6, Salmos 129:1–2, Salmos 129:1–8, Salmos 129:3–4, Salmos 129:6–8, Salmos 130:1–3, Salmos 130:1–8, Salmos 130:3, Salmos 130:4–6, Salmos 130:5, Salmos 130:7–8, Salmos 131:1, Salmos 131:1–3, Salmos 131:2, Salmos 132:1–18, Salmos 132:6, Salmos 132:6–10, Salmos 132:8–10, Salmos 132:9, Salmos 132:11–12, Salmos 132:13–17, Salmos 132:17, Salmos 132:18, Salmos 133:1, Salmos 133:1–2, Salmos 133:1–3, Salmos 133:2, Salmos 133:3, Salmos 134:1–2, Salmos 134:1–3, Salmos 135:1–21, Salmos 135:4, Salmos 135:5, Salmos 135:6, Salmos 135:7, Salmos 135:8–11, Salmos 135:8–12, Salmos 135:13–18, Salmos 135:15–18, Salmos 135:15–20, Salmos 135:19–21, Salmos 136:1–3, Salmos 136:1–26, Salmos 136:10–22, Salmos 136:23–24, Salmos 136:25, Salmos 136:26, Salmos 137:1–9, Salmos 137:2–4, Salmos 137:5–6, Salmos 137:7–9, Salmos 138:1–3, Salmos 138:1–8, Salmos 138:1–145:21, Salmos 138:4–5, Salmos 138:6, Salmos 138:6–8, Salmos 138:8, Salmos 139:1–6, Salmos 139:1–24, Salmos 139:2, Salmos 139:3–6, Salmos 139:6, Salmos 139:7–12, Salmos 139:8, Salmos 139:9, Salmos 139:13, Salmos 139:17, Salmos 139:19–24, Salmos 139:21, Salmos 139:23–24, Salmos 139:24, Salmos 140:1–3, Salmos 140:1–13, Salmos 140:3, Salmos 140:4–5, Salmos 140:7, Salmos 140:9–11, Salmos 140:10, Salmos 141:1–2, Salmos 141:1–10, Salmos 141:3–5, Salmos 142:1–3, Salmos 142:1–7, Salmos 142:7, Salmos 142:3–4, Salmos 142:5, Salmos 142:6–7, Salmos 142, Salmos 143:1–2, Salmos 143:1–12, Salmos 143:2, Salmos 143:3–4, Salmos 143:5–6, Salmos 143:6, Salmos 143:7, Salmos 143:7–10, Salmos 143:8–10, Salmos 143:11, Salmos 143:12, Salmos 144:1–2, Salmos 144:1–15, Salmos 144:3–4, Salmos 144:5–8, Salmos 144:12, Salmos 144:12–15, Salmos 144:13–14, Salmos 145:1–3, Salmos 145:1–21, Salmos 145:4–7, Salmos 145:8–9, Salmos 145:10–13, Salmos 145:14–20, Salmos 145:20, Salmos 146:1, Salmos 146:1–10, Salmos 146:1–150:6, Salmos 146:8–9, Salmos 147:1, Salmos 147:1–20, Salmos 147:2–6, Salmos 147:4–5, Salmos 147:6, Salmos 147:7–11, Salmos 147:8, Salmos 147:10–11, Salmos 147:13, Salmos 147:15–18, Salmos 147:19–20, Salmos 148:1, Salmos 148:1–14, Salmos 148:6, Salmos 148:8, Salmos 148:11–12, Salmos 148:13–14, Salmos 149:1–9, Salmos 149:4, Salmos 149:6–9, Salmos 150:1, Salmos 150:1–6, Salmos 150:3–5, Salmos 150:6</w:t>
+      </w:r>
+      <w:r/>
+    </w:p>
+    <w:p>
+      <w:r/>
+      <w:r>
+        <w:t xml:space="preserve"> </w:t>
+      </w:r>
+      <w:r/>
+      <w:r/>
+    </w:p>
+    <w:p>
+      <w:pPr>
+        <w:sectPr>
           <w:footnotePr>
             <w:numRestart w:val="eachSect"/>
           </w:footnotePr>
